--- a/report/Carbon_Aware_ML_Project_Documentation.docx
+++ b/report/Carbon_Aware_ML_Project_Documentation.docx
@@ -1646,7 +1646,7 @@
                 <w:color w:val="192734"/>
                 <w:sz w:val="16"/>
               </w:rPr>
-              <w:t>0.899</w:t>
+              <w:t>0.897</w:t>
             </w:r>
           </w:p>
         </w:tc>
@@ -1690,7 +1690,7 @@
                 <w:color w:val="192734"/>
                 <w:sz w:val="16"/>
               </w:rPr>
-              <w:t>6.592</w:t>
+              <w:t>5.693</w:t>
             </w:r>
           </w:p>
         </w:tc>
@@ -1799,7 +1799,7 @@
                 <w:color w:val="192734"/>
                 <w:sz w:val="16"/>
               </w:rPr>
-              <w:t>28.441</w:t>
+              <w:t>7.066</w:t>
             </w:r>
           </w:p>
         </w:tc>
@@ -1864,7 +1864,7 @@
                 <w:color w:val="192734"/>
                 <w:sz w:val="16"/>
               </w:rPr>
-              <w:t>0.89</w:t>
+              <w:t>0.889</w:t>
             </w:r>
           </w:p>
         </w:tc>
@@ -1908,7 +1908,7 @@
                 <w:color w:val="192734"/>
                 <w:sz w:val="16"/>
               </w:rPr>
-              <w:t>11.006</w:t>
+              <w:t>4.715</w:t>
             </w:r>
           </w:p>
         </w:tc>
@@ -1930,7 +1930,7 @@
                 <w:color w:val="192734"/>
                 <w:sz w:val="16"/>
               </w:rPr>
-              <w:t>False</w:t>
+              <w:t>True</w:t>
             </w:r>
           </w:p>
         </w:tc>
@@ -2017,7 +2017,7 @@
                 <w:color w:val="192734"/>
                 <w:sz w:val="16"/>
               </w:rPr>
-              <w:t>5.057</w:t>
+              <w:t>0.229</w:t>
             </w:r>
           </w:p>
         </w:tc>
@@ -2126,7 +2126,7 @@
                 <w:color w:val="192734"/>
                 <w:sz w:val="16"/>
               </w:rPr>
-              <w:t>0.914</w:t>
+              <w:t>0.374</w:t>
             </w:r>
           </w:p>
         </w:tc>
@@ -2148,7 +2148,7 @@
                 <w:color w:val="192734"/>
                 <w:sz w:val="16"/>
               </w:rPr>
-              <w:t>True</w:t>
+              <w:t>False</w:t>
             </w:r>
           </w:p>
         </w:tc>
@@ -2166,7 +2166,7 @@
       <w:r>
         <w:drawing>
           <wp:inline xmlns:a="http://schemas.openxmlformats.org/drawingml/2006/main" xmlns:pic="http://schemas.openxmlformats.org/drawingml/2006/picture">
-            <wp:extent cx="5303520" cy="3065418"/>
+            <wp:extent cx="5303520" cy="3035511"/>
             <wp:docPr id="2" name="Picture 2" title="Fig" descr="Fig. 2. Accuracy-carbon Pareto result used in the report and posters."/>
             <wp:cNvGraphicFramePr>
               <a:graphicFrameLocks noChangeAspect="1"/>
@@ -2187,7 +2187,7 @@
                   <pic:spPr>
                     <a:xfrm>
                       <a:off x="0" y="0"/>
-                      <a:ext cx="5303520" cy="3065418"/>
+                      <a:ext cx="5303520" cy="3035511"/>
                     </a:xfrm>
                     <a:prstGeom prst="rect"/>
                   </pic:spPr>
@@ -2256,7 +2256,7 @@
           <w:color w:val="1E2A37"/>
           <w:sz w:val="21"/>
         </w:rPr>
-        <w:t>The strongest model in this run is Histogram Gradient Boosting with F1 = 0.899; the lowest-compute model is Linear SVM with a carbon proxy of 0.914 mg CO2e. Green-window scheduling reduces the training-carbon proxy by 31.9% relative to random-hour scheduling.</w:t>
+        <w:t>The strongest model in this run is Histogram Gradient Boosting with F1 = 0.897; the lowest-compute model is Logistic Regression with a carbon proxy of 0.229 mg CO2e. Green-window scheduling reduces the training-carbon proxy by 31.9% relative to random-hour scheduling.</w:t>
       </w:r>
     </w:p>
     <w:p>
